--- a/04_Assessment_Attendance_and_Credit_Reporting/TAS2O_Assessment_Records_Package.docx
+++ b/04_Assessment_Attendance_and_Credit_Reporting/TAS2O_Assessment_Records_Package.docx
@@ -64,7 +64,7 @@
         <w:pStyle w:val="ListBullet"/>
       </w:pPr>
       <w:r>
-        <w:t>Marks must be based on demonstrated student evidence of learning, not on attendance alone, effort alone, or AI-generated work alone.</w:t>
+        <w:t>Marks must be based on demonstrated student evidence of learning, not on attendance alone, effort alone, or work alone.</w:t>
       </w:r>
     </w:p>
     <w:p>

--- a/04_Assessment_Attendance_and_Credit_Reporting/TAS2O_Assessment_Records_Package.docx
+++ b/04_Assessment_Attendance_and_Credit_Reporting/TAS2O_Assessment_Records_Package.docx
@@ -104,7 +104,7 @@
         <w:pStyle w:val="ListBullet"/>
       </w:pPr>
       <w:r>
-        <w:t>AI use must be documented through the AI Use Log and verified through process evidence, teacher conferencing, demonstrations, and oral questioning where appropriate.</w:t>
+        <w:t>use of approved AI tools must be documented through the AI Use Log and verified through process evidence, teacher conferencing, demonstrations, and oral questioning where appropriate.</w:t>
       </w:r>
     </w:p>
     <w:p>
@@ -4205,7 +4205,7 @@
           </w:tcPr>
           <w:p>
             <w:r>
-              <w:t>student demonstrates strong understanding of the engineering design process and consistently applies safe, thoughtful, and effective prototyping practices. Documentation is detailed and shows clear evidence of testing, revision, and responsible AI use.</w:t>
+              <w:t>student demonstrates strong understanding of the engineering design process and consistently applies safe, thoughtful, and effective prototyping practices. Documentation is detailed and shows clear evidence of testing, revision, and responsible use of approved AI tools.</w:t>
             </w:r>
           </w:p>
         </w:tc>
@@ -4619,7 +4619,7 @@
           </w:tcPr>
           <w:p>
             <w:r>
-              <w:t>Responds to feedback, documents AI use honestly, manages project deadlines</w:t>
+              <w:t>Responds to feedback, documents use of approved AI tools honestly, manages project deadlines</w:t>
             </w:r>
           </w:p>
         </w:tc>
